--- a/templates_BG_V1.1/Baocao_cucDBNV_BoSungTuyen.docx
+++ b/templates_BG_V1.1/Baocao_cucDBNV_BoSungTuyen.docx
@@ -222,7 +222,7 @@
                 <w:szCs w:val="26"/>
                 <w:lang w:val="en-US"/>
               </w:rPr>
-              <w:t>VT&amp;ATGT</w:t>
+              <w:t>VTATGT</w:t>
             </w:r>
           </w:p>
           <w:p>
@@ -273,6 +273,12 @@
               <w:t xml:space="preserve"> tuyến </w:t>
             </w:r>
             <w:r>
+              <w:rPr>
+                <w:lang w:val="en-US"/>
+              </w:rPr>
+              <w:t xml:space="preserve">Bến xe </w:t>
+            </w:r>
+            <w:r>
               <w:t xml:space="preserve">{RefBendi} </w:t>
             </w:r>
             <w:r>
@@ -315,16 +321,7 @@
               <w:t>anh mục</w:t>
             </w:r>
             <w:r>
-              <w:t xml:space="preserve"> mạng lưới tuyến </w:t>
-            </w:r>
-            <w:r>
-              <w:rPr>
-                <w:lang w:val="en-US"/>
-              </w:rPr>
-              <w:t xml:space="preserve">vận tải hành khách cố định </w:t>
-            </w:r>
-            <w:r>
-              <w:t>bằng xe ô tô</w:t>
+              <w:t xml:space="preserve"> mạng lưới tuyến</w:t>
             </w:r>
           </w:p>
         </w:tc>
@@ -357,6 +354,23 @@
               <w:jc w:val="center"/>
               <w:rPr>
                 <w:b/>
+                <w:szCs w:val="28"/>
+              </w:rPr>
+            </w:pPr>
+            <w:r>
+              <w:rPr>
+                <w:b/>
+                <w:szCs w:val="28"/>
+              </w:rPr>
+              <w:t>Độc lập - Tự do - Hạnh phúc</w:t>
+            </w:r>
+          </w:p>
+          <w:p>
+            <w:pPr>
+              <w:spacing w:before="120"/>
+              <w:jc w:val="center"/>
+              <w:rPr>
+                <w:i/>
                 <w:sz w:val="26"/>
                 <w:szCs w:val="26"/>
               </w:rPr>
@@ -365,22 +379,22 @@
               <w:rPr>
                 <w:b/>
                 <w:noProof/>
-                <w:sz w:val="26"/>
-                <w:szCs w:val="26"/>
+                <w:sz w:val="28"/>
+                <w:szCs w:val="28"/>
               </w:rPr>
               <mc:AlternateContent>
                 <mc:Choice Requires="wps">
                   <w:drawing>
-                    <wp:anchor distT="0" distB="0" distL="114300" distR="114300" simplePos="0" relativeHeight="251659776" behindDoc="0" locked="0" layoutInCell="1" allowOverlap="1" wp14:anchorId="28C871CC" wp14:editId="2CC25DFA">
+                    <wp:anchor distT="0" distB="0" distL="114300" distR="114300" simplePos="0" relativeHeight="251659776" behindDoc="0" locked="0" layoutInCell="1" allowOverlap="1" wp14:anchorId="28C871CC" wp14:editId="0B2D1366">
                       <wp:simplePos x="0" y="0"/>
                       <wp:positionH relativeFrom="column">
-                        <wp:posOffset>700405</wp:posOffset>
+                        <wp:posOffset>630877</wp:posOffset>
                       </wp:positionH>
                       <wp:positionV relativeFrom="paragraph">
-                        <wp:posOffset>232410</wp:posOffset>
+                        <wp:posOffset>27940</wp:posOffset>
                       </wp:positionV>
                       <wp:extent cx="2181225" cy="0"/>
-                      <wp:effectExtent l="7620" t="10160" r="11430" b="8890"/>
+                      <wp:effectExtent l="0" t="0" r="0" b="0"/>
                       <wp:wrapNone/>
                       <wp:docPr id="164058136" name="AutoShape 3"/>
                       <wp:cNvGraphicFramePr>
@@ -432,34 +446,15 @@
                 </mc:Choice>
                 <mc:Fallback>
                   <w:pict>
-                    <v:shapetype w14:anchorId="60CA6C7B" id="_x0000_t32" coordsize="21600,21600" o:spt="32" o:oned="t" path="m,l21600,21600e" filled="f">
+                    <v:shapetype w14:anchorId="0A453912" id="_x0000_t32" coordsize="21600,21600" o:spt="32" o:oned="t" path="m,l21600,21600e" filled="f">
                       <v:path arrowok="t" fillok="f" o:connecttype="none"/>
                       <o:lock v:ext="edit" shapetype="t"/>
                     </v:shapetype>
-                    <v:shape id="AutoShape 3" o:spid="_x0000_s1026" type="#_x0000_t32" style="position:absolute;margin-left:55.15pt;margin-top:18.3pt;width:171.75pt;height:0;z-index:251659776;visibility:visible;mso-wrap-style:square;mso-width-percent:0;mso-height-percent:0;mso-wrap-distance-left:9pt;mso-wrap-distance-top:0;mso-wrap-distance-right:9pt;mso-wrap-distance-bottom:0;mso-position-horizontal:absolute;mso-position-horizontal-relative:text;mso-position-vertical:absolute;mso-position-vertical-relative:text;mso-width-percent:0;mso-height-percent:0;mso-width-relative:page;mso-height-relative:page" o:gfxdata="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"/>
+                    <v:shape id="AutoShape 3" o:spid="_x0000_s1026" type="#_x0000_t32" style="position:absolute;margin-left:49.7pt;margin-top:2.2pt;width:171.75pt;height:0;z-index:251659776;visibility:visible;mso-wrap-style:square;mso-width-percent:0;mso-height-percent:0;mso-wrap-distance-left:9pt;mso-wrap-distance-top:0;mso-wrap-distance-right:9pt;mso-wrap-distance-bottom:0;mso-position-horizontal:absolute;mso-position-horizontal-relative:text;mso-position-vertical:absolute;mso-position-vertical-relative:text;mso-width-percent:0;mso-height-percent:0;mso-width-relative:page;mso-height-relative:page" o:gfxdata="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"/>
                   </w:pict>
                 </mc:Fallback>
               </mc:AlternateContent>
             </w:r>
-            <w:r>
-              <w:rPr>
-                <w:b/>
-                <w:sz w:val="26"/>
-                <w:szCs w:val="26"/>
-              </w:rPr>
-              <w:t>Độc lập - Tự do - Hạnh phúc</w:t>
-            </w:r>
-          </w:p>
-          <w:p>
-            <w:pPr>
-              <w:spacing w:before="120"/>
-              <w:jc w:val="center"/>
-              <w:rPr>
-                <w:i/>
-                <w:sz w:val="26"/>
-                <w:szCs w:val="26"/>
-              </w:rPr>
-            </w:pPr>
             <w:r>
               <w:rPr>
                 <w:i/>
@@ -475,7 +470,24 @@
                 <w:sz w:val="26"/>
                 <w:szCs w:val="26"/>
               </w:rPr>
-              <w:t xml:space="preserve">        </w:t>
+              <w:t xml:space="preserve">    </w:t>
+            </w:r>
+            <w:r>
+              <w:rPr>
+                <w:i/>
+                <w:sz w:val="26"/>
+                <w:szCs w:val="26"/>
+                <w:lang w:val="en-US"/>
+              </w:rPr>
+              <w:t xml:space="preserve"> </w:t>
+            </w:r>
+            <w:r>
+              <w:rPr>
+                <w:i/>
+                <w:sz w:val="26"/>
+                <w:szCs w:val="26"/>
+              </w:rPr>
+              <w:t xml:space="preserve">    </w:t>
             </w:r>
             <w:r>
               <w:rPr>
@@ -1087,7 +1099,6 @@
               <w:rPr>
                 <w:sz w:val="22"/>
                 <w:szCs w:val="22"/>
-                <w:lang w:val="en-US"/>
               </w:rPr>
               <w:t>{</w:t>
             </w:r>
@@ -1102,7 +1113,6 @@
               <w:rPr>
                 <w:sz w:val="22"/>
                 <w:szCs w:val="22"/>
-                <w:lang w:val="en-US"/>
               </w:rPr>
               <w:t>}</w:t>
             </w:r>
@@ -1111,33 +1121,47 @@
                 <w:sz w:val="22"/>
                 <w:szCs w:val="22"/>
               </w:rPr>
-              <w:t xml:space="preserve"> (p/h)</w:t>
+              <w:t xml:space="preserve"> </w:t>
             </w:r>
             <w:r>
               <w:rPr>
                 <w:sz w:val="22"/>
                 <w:szCs w:val="22"/>
               </w:rPr>
-              <w:t>;</w:t>
-            </w:r>
-          </w:p>
-          <w:p>
-            <w:pPr>
-              <w:jc w:val="both"/>
-            </w:pPr>
+              <w:t>(p/h)</w:t>
+            </w:r>
             <w:r>
               <w:rPr>
                 <w:sz w:val="22"/>
                 <w:szCs w:val="22"/>
               </w:rPr>
-              <w:t xml:space="preserve">- </w:t>
-            </w:r>
+              <w:t>;</w:t>
+            </w:r>
+          </w:p>
+          <w:p>
+            <w:pPr>
+              <w:jc w:val="both"/>
+            </w:pPr>
             <w:r>
               <w:rPr>
                 <w:sz w:val="22"/>
                 <w:szCs w:val="22"/>
               </w:rPr>
+              <w:t xml:space="preserve">- </w:t>
+            </w:r>
+            <w:r>
+              <w:rPr>
+                <w:sz w:val="22"/>
+                <w:szCs w:val="22"/>
+              </w:rPr>
               <w:t>Giám đốc Sở (b/c)</w:t>
+            </w:r>
+            <w:r>
+              <w:rPr>
+                <w:sz w:val="22"/>
+                <w:szCs w:val="22"/>
+              </w:rPr>
+              <w:t>;</w:t>
             </w:r>
           </w:p>
           <w:p>
@@ -1552,7 +1576,7 @@
                 <w:sz w:val="20"/>
                 <w:szCs w:val="20"/>
               </w:rPr>
-              <w:t>Hành trình chạy xe điều chỉnh</w:t>
+              <w:t xml:space="preserve">Hành trình chạy xe </w:t>
             </w:r>
           </w:p>
         </w:tc>
@@ -2406,15 +2430,13 @@
                 <w:color w:val="000000"/>
                 <w:sz w:val="20"/>
                 <w:szCs w:val="20"/>
-                <w:lang w:val="en-US"/>
-              </w:rPr>
-            </w:pPr>
-            <w:r>
-              <w:rPr>
-                <w:color w:val="000000"/>
-                <w:sz w:val="20"/>
-                <w:szCs w:val="20"/>
-                <w:lang w:val="en-US"/>
+              </w:rPr>
+            </w:pPr>
+            <w:r>
+              <w:rPr>
+                <w:color w:val="000000"/>
+                <w:sz w:val="20"/>
+                <w:szCs w:val="20"/>
               </w:rPr>
               <w:t>{SoVBDX}</w:t>
             </w:r>
@@ -2431,7 +2453,6 @@
                 <w:color w:val="000000"/>
                 <w:sz w:val="20"/>
                 <w:szCs w:val="20"/>
-                <w:lang w:val="en-US"/>
               </w:rPr>
               <w:t>{NgayDX}</w:t>
             </w:r>
@@ -2481,15 +2502,13 @@
                 <w:color w:val="000000"/>
                 <w:sz w:val="20"/>
                 <w:szCs w:val="20"/>
-                <w:lang w:val="en-US"/>
-              </w:rPr>
-            </w:pPr>
-            <w:r>
-              <w:rPr>
-                <w:color w:val="000000"/>
-                <w:sz w:val="20"/>
-                <w:szCs w:val="20"/>
-                <w:lang w:val="en-US"/>
+              </w:rPr>
+            </w:pPr>
+            <w:r>
+              <w:rPr>
+                <w:color w:val="000000"/>
+                <w:sz w:val="20"/>
+                <w:szCs w:val="20"/>
               </w:rPr>
               <w:t>{SoVBCT}</w:t>
             </w:r>
@@ -2506,7 +2525,6 @@
                 <w:color w:val="000000"/>
                 <w:sz w:val="20"/>
                 <w:szCs w:val="20"/>
-                <w:lang w:val="en-US"/>
               </w:rPr>
               <w:t>{NgayCT}</w:t>
             </w:r>
